--- a/source-coding.docx
+++ b/source-coding.docx
@@ -15,7 +15,7 @@
         <w:pStyle w:val="Date"/>
       </w:pPr>
       <w:r>
-        <w:t xml:space="preserve">Last modified: 2026-10-12 02:31:20 (PDT)</w:t>
+        <w:t xml:space="preserve">Last modified: 2026-10-13 14:27:11 (PDT)</w:t>
       </w:r>
     </w:p>
     <w:bookmarkStart w:id="13" w:name="sec-codes"/>

--- a/source-coding.docx
+++ b/source-coding.docx
@@ -15,7 +15,7 @@
         <w:pStyle w:val="Date"/>
       </w:pPr>
       <w:r>
-        <w:t xml:space="preserve">Last modified: 2026-10-13 14:27:11 (PDT)</w:t>
+        <w:t xml:space="preserve">Last modified: 2026-10-14 01:49:15 (PDT)</w:t>
       </w:r>
     </w:p>
     <w:bookmarkStart w:id="13" w:name="sec-codes"/>

--- a/source-coding.docx
+++ b/source-coding.docx
@@ -15,7 +15,7 @@
         <w:pStyle w:val="Date"/>
       </w:pPr>
       <w:r>
-        <w:t xml:space="preserve">Last modified: 2026-10-14 01:49:15 (PDT)</w:t>
+        <w:t xml:space="preserve">Last modified: 2026-10-14 11:35:38 (PDT)</w:t>
       </w:r>
     </w:p>
     <w:bookmarkStart w:id="13" w:name="sec-codes"/>

--- a/source-coding.docx
+++ b/source-coding.docx
@@ -15,7 +15,7 @@
         <w:pStyle w:val="Date"/>
       </w:pPr>
       <w:r>
-        <w:t xml:space="preserve">Last modified: 2026-10-14 11:35:38 (PDT)</w:t>
+        <w:t xml:space="preserve">Last modified: 2026-10-14 11:45:26 (PDT)</w:t>
       </w:r>
     </w:p>
     <w:bookmarkStart w:id="13" w:name="sec-codes"/>

--- a/source-coding.docx
+++ b/source-coding.docx
@@ -15,7 +15,7 @@
         <w:pStyle w:val="Date"/>
       </w:pPr>
       <w:r>
-        <w:t xml:space="preserve">Last modified: 2026-10-14 11:45:26 (PDT)</w:t>
+        <w:t xml:space="preserve">Last modified: 2026-10-14 23:34:53 (PDT)</w:t>
       </w:r>
     </w:p>
     <w:bookmarkStart w:id="13" w:name="sec-codes"/>

--- a/source-coding.docx
+++ b/source-coding.docx
@@ -15,7 +15,7 @@
         <w:pStyle w:val="Date"/>
       </w:pPr>
       <w:r>
-        <w:t xml:space="preserve">Last modified: 2026-10-14 23:34:53 (PDT)</w:t>
+        <w:t xml:space="preserve">Last modified: 2026-10-15 14:43:46 (PDT)</w:t>
       </w:r>
     </w:p>
     <w:bookmarkStart w:id="13" w:name="sec-codes"/>

--- a/source-coding.docx
+++ b/source-coding.docx
@@ -15,7 +15,7 @@
         <w:pStyle w:val="Date"/>
       </w:pPr>
       <w:r>
-        <w:t xml:space="preserve">Last modified: 2026-10-15 14:43:46 (PDT)</w:t>
+        <w:t xml:space="preserve">Last modified: 2026-10-15 14:48:00 (PDT)</w:t>
       </w:r>
     </w:p>
     <w:bookmarkStart w:id="13" w:name="sec-codes"/>

--- a/source-coding.docx
+++ b/source-coding.docx
@@ -15,7 +15,7 @@
         <w:pStyle w:val="Date"/>
       </w:pPr>
       <w:r>
-        <w:t xml:space="preserve">Last modified: 2026-10-15 14:48:00 (PDT)</w:t>
+        <w:t xml:space="preserve">Last modified: 2026-10-17 02:34:41 (PDT)</w:t>
       </w:r>
     </w:p>
     <w:bookmarkStart w:id="13" w:name="sec-codes"/>

--- a/source-coding.docx
+++ b/source-coding.docx
@@ -15,7 +15,7 @@
         <w:pStyle w:val="Date"/>
       </w:pPr>
       <w:r>
-        <w:t xml:space="preserve">Last modified: 2026-10-17 02:34:41 (PDT)</w:t>
+        <w:t xml:space="preserve">Last modified: 2026-10-19 09:40:23 (PDT)</w:t>
       </w:r>
     </w:p>
     <w:bookmarkStart w:id="13" w:name="sec-codes"/>

--- a/source-coding.docx
+++ b/source-coding.docx
@@ -15,7 +15,7 @@
         <w:pStyle w:val="Date"/>
       </w:pPr>
       <w:r>
-        <w:t xml:space="preserve">Last modified: 2026-10-19 09:40:23 (PDT)</w:t>
+        <w:t xml:space="preserve">Last modified: 2026-10-19 11:40:46 (PDT)</w:t>
       </w:r>
     </w:p>
     <w:bookmarkStart w:id="13" w:name="sec-codes"/>

--- a/source-coding.docx
+++ b/source-coding.docx
@@ -15,7 +15,7 @@
         <w:pStyle w:val="Date"/>
       </w:pPr>
       <w:r>
-        <w:t xml:space="preserve">Last modified: 2026-10-19 11:40:46 (PDT)</w:t>
+        <w:t xml:space="preserve">Last modified: 2026-10-23 23:06:06 (PDT)</w:t>
       </w:r>
     </w:p>
     <w:bookmarkStart w:id="13" w:name="sec-codes"/>

--- a/source-coding.docx
+++ b/source-coding.docx
@@ -15,7 +15,7 @@
         <w:pStyle w:val="Date"/>
       </w:pPr>
       <w:r>
-        <w:t xml:space="preserve">Last modified: 2026-10-23 23:06:06 (PDT)</w:t>
+        <w:t xml:space="preserve">Last modified: 2026-10-24 19:16:36 (PDT)</w:t>
       </w:r>
     </w:p>
     <w:bookmarkStart w:id="13" w:name="sec-codes"/>

--- a/source-coding.docx
+++ b/source-coding.docx
@@ -15,7 +15,7 @@
         <w:pStyle w:val="Date"/>
       </w:pPr>
       <w:r>
-        <w:t xml:space="preserve">Last modified: 2026-10-24 19:16:36 (PDT)</w:t>
+        <w:t xml:space="preserve">Last modified: 2026-10-24 21:50:48 (PDT)</w:t>
       </w:r>
     </w:p>
     <w:bookmarkStart w:id="13" w:name="sec-codes"/>
@@ -340,6 +340,7 @@
         </m:limUpp>
         <m:r>
           <m:rPr>
+            <m:scr m:val="double-struck"/>
             <m:sty m:val="p"/>
           </m:rPr>
           <m:t>P</m:t>
@@ -406,6 +407,7 @@
           </m:limUpp>
           <m:r>
             <m:rPr>
+              <m:scr m:val="double-struck"/>
               <m:sty m:val="p"/>
             </m:rPr>
             <m:t>E</m:t>

--- a/source-coding.docx
+++ b/source-coding.docx
@@ -15,7 +15,7 @@
         <w:pStyle w:val="Date"/>
       </w:pPr>
       <w:r>
-        <w:t xml:space="preserve">Last modified: 2026-10-24 21:50:48 (PDT)</w:t>
+        <w:t xml:space="preserve">Last modified: 2026-10-26 09:06:27 (PDT)</w:t>
       </w:r>
     </w:p>
     <w:bookmarkStart w:id="13" w:name="sec-codes"/>

--- a/source-coding.docx
+++ b/source-coding.docx
@@ -15,7 +15,7 @@
         <w:pStyle w:val="Date"/>
       </w:pPr>
       <w:r>
-        <w:t xml:space="preserve">Last modified: 2026-10-26 09:06:27 (PDT)</w:t>
+        <w:t xml:space="preserve">Last modified: 2026-10-26 16:12:37 (PDT)</w:t>
       </w:r>
     </w:p>
     <w:bookmarkStart w:id="13" w:name="sec-codes"/>
@@ -579,7 +579,7 @@
     </w:p>
     <w:bookmarkEnd w:id="12"/>
     <w:bookmarkEnd w:id="13"/>
-    <w:bookmarkStart w:id="18" w:name="sec-source-coding-theorem"/>
+    <w:bookmarkStart w:id="19" w:name="sec-source-coding-theorem"/>
     <w:p>
       <w:pPr>
         <w:pStyle w:val="Heading2"/>
@@ -971,7 +971,7 @@
       </w:r>
     </w:p>
     <w:bookmarkEnd w:id="15"/>
-    <w:bookmarkStart w:id="17" w:name="rem-source-coding-source"/>
+    <w:bookmarkStart w:id="18" w:name="rem-source-coding-source"/>
     <w:p>
       <w:pPr>
         <w:pStyle w:val="FirstParagraph"/>
@@ -1189,7 +1189,24 @@
         <w:t xml:space="preserve"> </w:t>
       </w:r>
       <w:r>
-        <w:t xml:space="preserve">in bits rounded up;</w:t>
+        <w:t xml:space="preserve">in</w:t>
+      </w:r>
+      <w:r>
+        <w:t xml:space="preserve"> </w:t>
+      </w:r>
+      <w:hyperlink r:id="rId17">
+        <w:r>
+          <w:rPr>
+            <w:rStyle w:val="Hyperlink"/>
+          </w:rPr>
+          <w:t xml:space="preserve">bits</w:t>
+        </w:r>
+      </w:hyperlink>
+      <w:r>
+        <w:t xml:space="preserve"> </w:t>
+      </w:r>
+      <w:r>
+        <w:t xml:space="preserve">rounded up;</w:t>
       </w:r>
       <w:r>
         <w:t xml:space="preserve"> </w:t>
@@ -1210,9 +1227,9 @@
         <w:t xml:space="preserve">guarantees that a code with these lengths exists.</w:t>
       </w:r>
     </w:p>
-    <w:bookmarkEnd w:id="17"/>
     <w:bookmarkEnd w:id="18"/>
-    <w:bookmarkStart w:id="25" w:name="sec-wrong-code"/>
+    <w:bookmarkEnd w:id="19"/>
+    <w:bookmarkStart w:id="26" w:name="sec-wrong-code"/>
     <w:p>
       <w:pPr>
         <w:pStyle w:val="Heading2"/>
@@ -1221,7 +1238,7 @@
         <w:t xml:space="preserve">3 Coding with the wrong distribution</w:t>
       </w:r>
     </w:p>
-    <w:bookmarkStart w:id="20" w:name="thm-wrong-code"/>
+    <w:bookmarkStart w:id="21" w:name="thm-wrong-code"/>
     <w:p>
       <w:pPr>
         <w:pStyle w:val="FirstParagraph"/>
@@ -1732,7 +1749,7 @@
       <w:r>
         <w:t xml:space="preserve"> </w:t>
       </w:r>
-      <w:hyperlink r:id="rId19">
+      <w:hyperlink r:id="rId20">
         <w:r>
           <w:rPr>
             <w:rStyle w:val="Hyperlink"/>
@@ -1772,7 +1789,7 @@
         <w:t xml:space="preserve">, with base-2 logarithms.</w:t>
       </w:r>
     </w:p>
-    <w:bookmarkEnd w:id="20"/>
+    <w:bookmarkEnd w:id="21"/>
     <w:p>
       <w:pPr>
         <w:pStyle w:val="BodyText"/>
@@ -2411,7 +2428,7 @@
         <w:t xml:space="preserve">.</w:t>
       </w:r>
     </w:p>
-    <w:bookmarkStart w:id="22" w:name="rem-cross-entropy-wrong-code"/>
+    <w:bookmarkStart w:id="23" w:name="rem-cross-entropy-wrong-code"/>
     <w:p>
       <w:pPr>
         <w:pStyle w:val="BodyText"/>
@@ -2540,7 +2557,7 @@
       <w:r>
         <w:t xml:space="preserve"> </w:t>
       </w:r>
-      <w:hyperlink r:id="rId21">
+      <w:hyperlink r:id="rId22">
         <w:r>
           <w:rPr>
             <w:rStyle w:val="Hyperlink"/>
@@ -3085,8 +3102,8 @@
         <w:t xml:space="preserve">.</w:t>
       </w:r>
     </w:p>
-    <w:bookmarkEnd w:id="22"/>
-    <w:bookmarkStart w:id="24" w:name="rem-cross-entropy-loss"/>
+    <w:bookmarkEnd w:id="23"/>
+    <w:bookmarkStart w:id="25" w:name="rem-cross-entropy-loss"/>
     <w:p>
       <w:pPr>
         <w:pStyle w:val="BodyText"/>
@@ -3259,7 +3276,7 @@
       <w:r>
         <w:t xml:space="preserve">(</w:t>
       </w:r>
-      <w:hyperlink r:id="rId23">
+      <w:hyperlink r:id="rId24">
         <w:r>
           <w:rPr>
             <w:rStyle w:val="Hyperlink"/>
@@ -3380,9 +3397,9 @@
         <w:t xml:space="preserve">every bit the loss reports is a wasted one.</w:t>
       </w:r>
     </w:p>
-    <w:bookmarkEnd w:id="24"/>
     <w:bookmarkEnd w:id="25"/>
-    <w:bookmarkStart w:id="31" w:name="references"/>
+    <w:bookmarkEnd w:id="26"/>
+    <w:bookmarkStart w:id="32" w:name="references"/>
     <w:p>
       <w:pPr>
         <w:pStyle w:val="Heading2"/>
@@ -3391,8 +3408,8 @@
         <w:t xml:space="preserve">References</w:t>
       </w:r>
     </w:p>
-    <w:bookmarkStart w:id="30" w:name="refs"/>
-    <w:bookmarkStart w:id="27" w:name="ref-cover2006elements"/>
+    <w:bookmarkStart w:id="31" w:name="refs"/>
+    <w:bookmarkStart w:id="28" w:name="ref-cover2006elements"/>
     <w:p>
       <w:pPr>
         <w:pStyle w:val="Bibliography"/>
@@ -3416,7 +3433,7 @@
       <w:r>
         <w:t xml:space="preserve"> </w:t>
       </w:r>
-      <w:hyperlink r:id="rId26">
+      <w:hyperlink r:id="rId27">
         <w:r>
           <w:rPr>
             <w:rStyle w:val="Hyperlink"/>
@@ -3428,8 +3445,8 @@
         <w:t xml:space="preserve">.</w:t>
       </w:r>
     </w:p>
-    <w:bookmarkEnd w:id="27"/>
-    <w:bookmarkStart w:id="29" w:name="ref-shannon1948mathematical"/>
+    <w:bookmarkEnd w:id="28"/>
+    <w:bookmarkStart w:id="30" w:name="ref-shannon1948mathematical"/>
     <w:p>
       <w:pPr>
         <w:pStyle w:val="Bibliography"/>
@@ -3462,7 +3479,7 @@
       <w:r>
         <w:t xml:space="preserve"> </w:t>
       </w:r>
-      <w:hyperlink r:id="rId28">
+      <w:hyperlink r:id="rId29">
         <w:r>
           <w:rPr>
             <w:rStyle w:val="Hyperlink"/>
@@ -3474,9 +3491,9 @@
         <w:t xml:space="preserve">.</w:t>
       </w:r>
     </w:p>
-    <w:bookmarkEnd w:id="29"/>
     <w:bookmarkEnd w:id="30"/>
     <w:bookmarkEnd w:id="31"/>
+    <w:bookmarkEnd w:id="32"/>
     <w:sectPr>
       <w:footnotePr>
         <w:numRestart w:val="eachSect"/>

--- a/source-coding.docx
+++ b/source-coding.docx
@@ -15,7 +15,7 @@
         <w:pStyle w:val="Date"/>
       </w:pPr>
       <w:r>
-        <w:t xml:space="preserve">Last modified: 2026-10-26 16:12:37 (PDT)</w:t>
+        <w:t xml:space="preserve">Last modified: 2026-10-26 23:11:18 (PDT)</w:t>
       </w:r>
     </w:p>
     <w:bookmarkStart w:id="13" w:name="sec-codes"/>

--- a/source-coding.docx
+++ b/source-coding.docx
@@ -15,7 +15,7 @@
         <w:pStyle w:val="Date"/>
       </w:pPr>
       <w:r>
-        <w:t xml:space="preserve">Last modified: 2026-10-26 23:11:18 (PDT)</w:t>
+        <w:t xml:space="preserve">Last modified: 2026-10-27 13:11:00 (PDT)</w:t>
       </w:r>
     </w:p>
     <w:bookmarkStart w:id="13" w:name="sec-codes"/>

--- a/source-coding.docx
+++ b/source-coding.docx
@@ -15,7 +15,7 @@
         <w:pStyle w:val="Date"/>
       </w:pPr>
       <w:r>
-        <w:t xml:space="preserve">Last modified: 2026-10-27 13:11:00 (PDT)</w:t>
+        <w:t xml:space="preserve">Last modified: 2026-10-28 16:00:55 (PDT)</w:t>
       </w:r>
     </w:p>
     <w:bookmarkStart w:id="13" w:name="sec-codes"/>

--- a/source-coding.docx
+++ b/source-coding.docx
@@ -15,7 +15,7 @@
         <w:pStyle w:val="Date"/>
       </w:pPr>
       <w:r>
-        <w:t xml:space="preserve">Last modified: 2026-10-28 16:00:55 (PDT)</w:t>
+        <w:t xml:space="preserve">Last modified: 2026-10-29 15:05:22 (PDT)</w:t>
       </w:r>
     </w:p>
     <w:bookmarkStart w:id="13" w:name="sec-codes"/>

--- a/source-coding.docx
+++ b/source-coding.docx
@@ -15,7 +15,7 @@
         <w:pStyle w:val="Date"/>
       </w:pPr>
       <w:r>
-        <w:t xml:space="preserve">Last modified: 2026-10-29 15:05:22 (PDT)</w:t>
+        <w:t xml:space="preserve">Last modified: 2026-10-29 18:15:56 (PDT)</w:t>
       </w:r>
     </w:p>
     <w:bookmarkStart w:id="13" w:name="sec-codes"/>

--- a/source-coding.docx
+++ b/source-coding.docx
@@ -15,7 +15,7 @@
         <w:pStyle w:val="Date"/>
       </w:pPr>
       <w:r>
-        <w:t xml:space="preserve">Last modified: 2026-10-29 18:15:56 (PDT)</w:t>
+        <w:t xml:space="preserve">Last modified: 2026-10-30 16:19:07 (PDT)</w:t>
       </w:r>
     </w:p>
     <w:bookmarkStart w:id="13" w:name="sec-codes"/>

--- a/source-coding.docx
+++ b/source-coding.docx
@@ -15,7 +15,7 @@
         <w:pStyle w:val="Date"/>
       </w:pPr>
       <w:r>
-        <w:t xml:space="preserve">Last modified: 2026-10-30 16:19:07 (PDT)</w:t>
+        <w:t xml:space="preserve">Last modified: 2026-10-30 17:27:53 (PDT)</w:t>
       </w:r>
     </w:p>
     <w:bookmarkStart w:id="13" w:name="sec-codes"/>
